--- a/TestReport.docx
+++ b/TestReport.docx
@@ -131,18 +131,51 @@
       </w:pPr>
     </w:p>
     <w:p/>
+    <w:p>
+      <w:pPr>
+        <w:pStyle w:val="Heading1"/>
+      </w:pPr>
+    </w:p>
     <w:p/>
     <w:p>
       <w:pPr>
-        <w:jc w:val="center"/>
-      </w:pPr>
-    </w:p>
-    <w:p>
-      <w:pPr>
         <w:pStyle w:val="Heading1"/>
       </w:pPr>
       <w:r>
         <w:lastRenderedPageBreak/>
+        <w:t>Project Information</w:t>
+      </w:r>
+    </w:p>
+    <w:p>
+      <w:r>
+        <w:t>Project Name: Meals</w:t>
+      </w:r>
+    </w:p>
+    <w:p>
+      <w:r>
+        <w:t>App Type: Android app</w:t>
+      </w:r>
+    </w:p>
+    <w:p>
+      <w:r>
+        <w:t>Backend: ASP.NET Core Web API</w:t>
+      </w:r>
+    </w:p>
+    <w:p>
+      <w:r>
+        <w:t>Database: SQL database</w:t>
+      </w:r>
+    </w:p>
+    <w:p>
+      <w:r>
+        <w:t>Testing types: Manual, API, Espresso, End-to-End, physical device</w:t>
+      </w:r>
+    </w:p>
+    <w:p>
+      <w:pPr>
+        <w:pStyle w:val="Heading1"/>
+      </w:pPr>
+      <w:r>
         <w:t>Introduction</w:t>
       </w:r>
     </w:p>
@@ -359,9 +392,9 @@
     </w:p>
     <w:tbl>
       <w:tblPr>
-        <w:tblStyle w:val="TableGrid"/>
+        <w:tblStyle w:val="PlainTable3"/>
         <w:tblW w:w="0" w:type="auto"/>
-        <w:tblLook w:val="04A0" w:firstRow="1" w:lastRow="0" w:firstColumn="1" w:lastColumn="0" w:noHBand="0" w:noVBand="1"/>
+        <w:tblLook w:val="0420" w:firstRow="1" w:lastRow="0" w:firstColumn="0" w:lastColumn="0" w:noHBand="0" w:noVBand="1"/>
       </w:tblPr>
       <w:tblGrid>
         <w:gridCol w:w="3005"/>
@@ -369,6 +402,9 @@
         <w:gridCol w:w="3006"/>
       </w:tblGrid>
       <w:tr>
+        <w:trPr>
+          <w:cnfStyle w:val="100000000000" w:firstRow="1" w:lastRow="0" w:firstColumn="0" w:lastColumn="0" w:oddVBand="0" w:evenVBand="0" w:oddHBand="0" w:evenHBand="0" w:firstRowFirstColumn="0" w:firstRowLastColumn="0" w:lastRowFirstColumn="0" w:lastRowLastColumn="0"/>
+        </w:trPr>
         <w:tc>
           <w:tcPr>
             <w:tcW w:w="3005" w:type="dxa"/>
@@ -401,6 +437,9 @@
         </w:tc>
       </w:tr>
       <w:tr>
+        <w:trPr>
+          <w:cnfStyle w:val="000000100000" w:firstRow="0" w:lastRow="0" w:firstColumn="0" w:lastColumn="0" w:oddVBand="0" w:evenVBand="0" w:oddHBand="1" w:evenHBand="0" w:firstRowFirstColumn="0" w:firstRowLastColumn="0" w:lastRowFirstColumn="0" w:lastRowLastColumn="0"/>
+        </w:trPr>
         <w:tc>
           <w:tcPr>
             <w:tcW w:w="3005" w:type="dxa"/>
@@ -465,6 +504,9 @@
         </w:tc>
       </w:tr>
       <w:tr>
+        <w:trPr>
+          <w:cnfStyle w:val="000000100000" w:firstRow="0" w:lastRow="0" w:firstColumn="0" w:lastColumn="0" w:oddVBand="0" w:evenVBand="0" w:oddHBand="1" w:evenHBand="0" w:firstRowFirstColumn="0" w:firstRowLastColumn="0" w:lastRowFirstColumn="0" w:lastRowLastColumn="0"/>
+        </w:trPr>
         <w:tc>
           <w:tcPr>
             <w:tcW w:w="3005" w:type="dxa"/>
@@ -529,6 +571,9 @@
         </w:tc>
       </w:tr>
       <w:tr>
+        <w:trPr>
+          <w:cnfStyle w:val="000000100000" w:firstRow="0" w:lastRow="0" w:firstColumn="0" w:lastColumn="0" w:oddVBand="0" w:evenVBand="0" w:oddHBand="1" w:evenHBand="0" w:firstRowFirstColumn="0" w:firstRowLastColumn="0" w:lastRowFirstColumn="0" w:lastRowLastColumn="0"/>
+        </w:trPr>
         <w:tc>
           <w:tcPr>
             <w:tcW w:w="3005" w:type="dxa"/>
@@ -593,6 +638,9 @@
         </w:tc>
       </w:tr>
       <w:tr>
+        <w:trPr>
+          <w:cnfStyle w:val="000000100000" w:firstRow="0" w:lastRow="0" w:firstColumn="0" w:lastColumn="0" w:oddVBand="0" w:evenVBand="0" w:oddHBand="1" w:evenHBand="0" w:firstRowFirstColumn="0" w:firstRowLastColumn="0" w:lastRowFirstColumn="0" w:lastRowLastColumn="0"/>
+        </w:trPr>
         <w:tc>
           <w:tcPr>
             <w:tcW w:w="3005" w:type="dxa"/>
@@ -626,6 +674,402 @@
       </w:tr>
     </w:tbl>
     <w:p/>
+    <w:p/>
+    <w:p>
+      <w:pPr>
+        <w:pStyle w:val="Heading1"/>
+      </w:pPr>
+      <w:r>
+        <w:lastRenderedPageBreak/>
+        <w:t>Exit Criteria</w:t>
+      </w:r>
+    </w:p>
+    <w:tbl>
+      <w:tblPr>
+        <w:tblStyle w:val="PlainTable3"/>
+        <w:tblW w:w="0" w:type="auto"/>
+        <w:tblLook w:val="0420" w:firstRow="1" w:lastRow="0" w:firstColumn="0" w:lastColumn="0" w:noHBand="0" w:noVBand="1"/>
+      </w:tblPr>
+      <w:tblGrid>
+        <w:gridCol w:w="4508"/>
+        <w:gridCol w:w="4508"/>
+      </w:tblGrid>
+      <w:tr>
+        <w:trPr>
+          <w:cnfStyle w:val="100000000000" w:firstRow="1" w:lastRow="0" w:firstColumn="0" w:lastColumn="0" w:oddVBand="0" w:evenVBand="0" w:oddHBand="0" w:evenHBand="0" w:firstRowFirstColumn="0" w:firstRowLastColumn="0" w:lastRowFirstColumn="0" w:lastRowLastColumn="0"/>
+        </w:trPr>
+        <w:tc>
+          <w:tcPr>
+            <w:tcW w:w="4508" w:type="dxa"/>
+          </w:tcPr>
+          <w:p>
+            <w:r>
+              <w:t>Exit Criteria</w:t>
+            </w:r>
+          </w:p>
+        </w:tc>
+        <w:tc>
+          <w:tcPr>
+            <w:tcW w:w="4508" w:type="dxa"/>
+          </w:tcPr>
+          <w:p>
+            <w:r>
+              <w:t>Met</w:t>
+            </w:r>
+          </w:p>
+        </w:tc>
+      </w:tr>
+      <w:tr>
+        <w:trPr>
+          <w:cnfStyle w:val="000000100000" w:firstRow="0" w:lastRow="0" w:firstColumn="0" w:lastColumn="0" w:oddVBand="0" w:evenVBand="0" w:oddHBand="1" w:evenHBand="0" w:firstRowFirstColumn="0" w:firstRowLastColumn="0" w:lastRowFirstColumn="0" w:lastRowLastColumn="0"/>
+        </w:trPr>
+        <w:tc>
+          <w:tcPr>
+            <w:tcW w:w="4508" w:type="dxa"/>
+          </w:tcPr>
+          <w:p>
+            <w:r>
+              <w:t>App launches without crashing</w:t>
+            </w:r>
+          </w:p>
+        </w:tc>
+        <w:tc>
+          <w:tcPr>
+            <w:tcW w:w="4508" w:type="dxa"/>
+          </w:tcPr>
+          <w:p>
+            <w:r>
+              <w:t>Yes</w:t>
+            </w:r>
+          </w:p>
+        </w:tc>
+      </w:tr>
+      <w:tr>
+        <w:tc>
+          <w:tcPr>
+            <w:tcW w:w="4508" w:type="dxa"/>
+          </w:tcPr>
+          <w:p>
+            <w:r>
+              <w:t>Main pages can be navigated to and from</w:t>
+            </w:r>
+          </w:p>
+        </w:tc>
+        <w:tc>
+          <w:tcPr>
+            <w:tcW w:w="4508" w:type="dxa"/>
+          </w:tcPr>
+          <w:p>
+            <w:r>
+              <w:t>Yes</w:t>
+            </w:r>
+          </w:p>
+        </w:tc>
+      </w:tr>
+      <w:tr>
+        <w:trPr>
+          <w:cnfStyle w:val="000000100000" w:firstRow="0" w:lastRow="0" w:firstColumn="0" w:lastColumn="0" w:oddVBand="0" w:evenVBand="0" w:oddHBand="1" w:evenHBand="0" w:firstRowFirstColumn="0" w:firstRowLastColumn="0" w:lastRowFirstColumn="0" w:lastRowLastColumn="0"/>
+        </w:trPr>
+        <w:tc>
+          <w:tcPr>
+            <w:tcW w:w="4508" w:type="dxa"/>
+          </w:tcPr>
+          <w:p>
+            <w:r>
+              <w:t>API return data correctly</w:t>
+            </w:r>
+          </w:p>
+        </w:tc>
+        <w:tc>
+          <w:tcPr>
+            <w:tcW w:w="4508" w:type="dxa"/>
+          </w:tcPr>
+          <w:p>
+            <w:r>
+              <w:t>Yes</w:t>
+            </w:r>
+          </w:p>
+        </w:tc>
+      </w:tr>
+      <w:tr>
+        <w:tc>
+          <w:tcPr>
+            <w:tcW w:w="4508" w:type="dxa"/>
+          </w:tcPr>
+          <w:p>
+            <w:r>
+              <w:t>App displays API data correctly</w:t>
+            </w:r>
+          </w:p>
+        </w:tc>
+        <w:tc>
+          <w:tcPr>
+            <w:tcW w:w="4508" w:type="dxa"/>
+          </w:tcPr>
+          <w:p>
+            <w:r>
+              <w:t>Yes</w:t>
+            </w:r>
+          </w:p>
+        </w:tc>
+      </w:tr>
+      <w:tr>
+        <w:trPr>
+          <w:cnfStyle w:val="000000100000" w:firstRow="0" w:lastRow="0" w:firstColumn="0" w:lastColumn="0" w:oddVBand="0" w:evenVBand="0" w:oddHBand="1" w:evenHBand="0" w:firstRowFirstColumn="0" w:firstRowLastColumn="0" w:lastRowFirstColumn="0" w:lastRowLastColumn="0"/>
+        </w:trPr>
+        <w:tc>
+          <w:tcPr>
+            <w:tcW w:w="4508" w:type="dxa"/>
+          </w:tcPr>
+          <w:p>
+            <w:r>
+              <w:t>Espresso tests pass</w:t>
+            </w:r>
+          </w:p>
+        </w:tc>
+        <w:tc>
+          <w:tcPr>
+            <w:tcW w:w="4508" w:type="dxa"/>
+          </w:tcPr>
+          <w:p>
+            <w:r>
+              <w:t>Yes</w:t>
+            </w:r>
+          </w:p>
+        </w:tc>
+      </w:tr>
+      <w:tr>
+        <w:tc>
+          <w:tcPr>
+            <w:tcW w:w="4508" w:type="dxa"/>
+          </w:tcPr>
+          <w:p>
+            <w:r>
+              <w:t>App tested on multiple physical devices</w:t>
+            </w:r>
+          </w:p>
+        </w:tc>
+        <w:tc>
+          <w:tcPr>
+            <w:tcW w:w="4508" w:type="dxa"/>
+          </w:tcPr>
+          <w:p>
+            <w:r>
+              <w:t>Yes</w:t>
+            </w:r>
+          </w:p>
+        </w:tc>
+      </w:tr>
+    </w:tbl>
+    <w:p/>
+    <w:p>
+      <w:pPr>
+        <w:pStyle w:val="Heading1"/>
+        <w:tabs>
+          <w:tab w:val="left" w:pos="2685"/>
+        </w:tabs>
+      </w:pPr>
+      <w:r>
+        <w:t>Issues</w:t>
+      </w:r>
+      <w:r>
+        <w:tab/>
+      </w:r>
+    </w:p>
+    <w:tbl>
+      <w:tblPr>
+        <w:tblStyle w:val="PlainTable3"/>
+        <w:tblW w:w="0" w:type="auto"/>
+        <w:tblLook w:val="0420" w:firstRow="1" w:lastRow="0" w:firstColumn="0" w:lastColumn="0" w:noHBand="0" w:noVBand="1"/>
+      </w:tblPr>
+      <w:tblGrid>
+        <w:gridCol w:w="2254"/>
+        <w:gridCol w:w="2254"/>
+        <w:gridCol w:w="2254"/>
+        <w:gridCol w:w="2254"/>
+      </w:tblGrid>
+      <w:tr>
+        <w:trPr>
+          <w:cnfStyle w:val="100000000000" w:firstRow="1" w:lastRow="0" w:firstColumn="0" w:lastColumn="0" w:oddVBand="0" w:evenVBand="0" w:oddHBand="0" w:evenHBand="0" w:firstRowFirstColumn="0" w:firstRowLastColumn="0" w:lastRowFirstColumn="0" w:lastRowLastColumn="0"/>
+        </w:trPr>
+        <w:tc>
+          <w:tcPr>
+            <w:tcW w:w="2254" w:type="dxa"/>
+          </w:tcPr>
+          <w:p>
+            <w:r>
+              <w:t>Issue</w:t>
+            </w:r>
+          </w:p>
+        </w:tc>
+        <w:tc>
+          <w:tcPr>
+            <w:tcW w:w="2254" w:type="dxa"/>
+          </w:tcPr>
+          <w:p>
+            <w:r>
+              <w:t>Severity</w:t>
+            </w:r>
+          </w:p>
+        </w:tc>
+        <w:tc>
+          <w:tcPr>
+            <w:tcW w:w="2254" w:type="dxa"/>
+          </w:tcPr>
+          <w:p>
+            <w:r>
+              <w:t>Status</w:t>
+            </w:r>
+          </w:p>
+        </w:tc>
+        <w:tc>
+          <w:tcPr>
+            <w:tcW w:w="2254" w:type="dxa"/>
+          </w:tcPr>
+          <w:p>
+            <w:r>
+              <w:t>Fix</w:t>
+            </w:r>
+          </w:p>
+        </w:tc>
+      </w:tr>
+      <w:tr>
+        <w:trPr>
+          <w:cnfStyle w:val="000000100000" w:firstRow="0" w:lastRow="0" w:firstColumn="0" w:lastColumn="0" w:oddVBand="0" w:evenVBand="0" w:oddHBand="1" w:evenHBand="0" w:firstRowFirstColumn="0" w:firstRowLastColumn="0" w:lastRowFirstColumn="0" w:lastRowLastColumn="0"/>
+        </w:trPr>
+        <w:tc>
+          <w:tcPr>
+            <w:tcW w:w="2254" w:type="dxa"/>
+          </w:tcPr>
+          <w:p>
+            <w:r>
+              <w:t>Meals did not load from API</w:t>
+            </w:r>
+          </w:p>
+        </w:tc>
+        <w:tc>
+          <w:tcPr>
+            <w:tcW w:w="2254" w:type="dxa"/>
+          </w:tcPr>
+          <w:p>
+            <w:r>
+              <w:t>High</w:t>
+            </w:r>
+          </w:p>
+        </w:tc>
+        <w:tc>
+          <w:tcPr>
+            <w:tcW w:w="2254" w:type="dxa"/>
+          </w:tcPr>
+          <w:p>
+            <w:r>
+              <w:t>Fixed</w:t>
+            </w:r>
+          </w:p>
+        </w:tc>
+        <w:tc>
+          <w:tcPr>
+            <w:tcW w:w="2254" w:type="dxa"/>
+          </w:tcPr>
+          <w:p>
+            <w:r>
+              <w:t>Updated API URL</w:t>
+            </w:r>
+          </w:p>
+        </w:tc>
+      </w:tr>
+      <w:tr>
+        <w:tc>
+          <w:tcPr>
+            <w:tcW w:w="2254" w:type="dxa"/>
+          </w:tcPr>
+          <w:p>
+            <w:r>
+              <w:t>Espresso could not find button</w:t>
+            </w:r>
+          </w:p>
+        </w:tc>
+        <w:tc>
+          <w:tcPr>
+            <w:tcW w:w="2254" w:type="dxa"/>
+          </w:tcPr>
+          <w:p>
+            <w:r>
+              <w:t>Medium</w:t>
+            </w:r>
+          </w:p>
+        </w:tc>
+        <w:tc>
+          <w:tcPr>
+            <w:tcW w:w="2254" w:type="dxa"/>
+          </w:tcPr>
+          <w:p>
+            <w:r>
+              <w:t>Fixed</w:t>
+            </w:r>
+          </w:p>
+        </w:tc>
+        <w:tc>
+          <w:tcPr>
+            <w:tcW w:w="2254" w:type="dxa"/>
+          </w:tcPr>
+          <w:p>
+            <w:r>
+              <w:t>Fixed button view percentage</w:t>
+            </w:r>
+          </w:p>
+        </w:tc>
+      </w:tr>
+      <w:tr>
+        <w:trPr>
+          <w:cnfStyle w:val="000000100000" w:firstRow="0" w:lastRow="0" w:firstColumn="0" w:lastColumn="0" w:oddVBand="0" w:evenVBand="0" w:oddHBand="1" w:evenHBand="0" w:firstRowFirstColumn="0" w:firstRowLastColumn="0" w:lastRowFirstColumn="0" w:lastRowLastColumn="0"/>
+        </w:trPr>
+        <w:tc>
+          <w:tcPr>
+            <w:tcW w:w="2254" w:type="dxa"/>
+          </w:tcPr>
+          <w:p/>
+        </w:tc>
+        <w:tc>
+          <w:tcPr>
+            <w:tcW w:w="2254" w:type="dxa"/>
+          </w:tcPr>
+          <w:p/>
+        </w:tc>
+        <w:tc>
+          <w:tcPr>
+            <w:tcW w:w="2254" w:type="dxa"/>
+          </w:tcPr>
+          <w:p/>
+        </w:tc>
+        <w:tc>
+          <w:tcPr>
+            <w:tcW w:w="2254" w:type="dxa"/>
+          </w:tcPr>
+          <w:p/>
+        </w:tc>
+      </w:tr>
+    </w:tbl>
+    <w:p/>
+    <w:p>
+      <w:pPr>
+        <w:pStyle w:val="Heading1"/>
+      </w:pPr>
+      <w:r>
+        <w:t>Lessons Learned</w:t>
+      </w:r>
+    </w:p>
+    <w:p>
+      <w:r>
+        <w:t>Dur</w:t>
+      </w:r>
+      <w:r>
+        <w:t>ing testing we learned some very important things, such as how important end-to-end testing is due to it testing the android app, API and database together.</w:t>
+      </w:r>
+      <w:r>
+        <w:t xml:space="preserve"> Espresso tests are great for testing repeated UI actions, while manual testing was better for checking layout, usability and physical devices.</w:t>
+      </w:r>
+    </w:p>
     <w:p>
       <w:pPr>
         <w:pStyle w:val="Heading1"/>
@@ -653,6 +1097,56 @@
     </w:sectPr>
   </w:body>
 </w:document>
+</file>
+
+<file path=word/endnotes.xml><?xml version="1.0" encoding="utf-8"?>
+<w:endnotes xmlns:wpc="http://schemas.microsoft.com/office/word/2010/wordprocessingCanvas" xmlns:cx="http://schemas.microsoft.com/office/drawing/2014/chartex" xmlns:cx1="http://schemas.microsoft.com/office/drawing/2015/9/8/chartex" xmlns:cx2="http://schemas.microsoft.com/office/drawing/2015/10/21/chartex" xmlns:cx3="http://schemas.microsoft.com/office/drawing/2016/5/9/chartex" xmlns:cx4="http://schemas.microsoft.com/office/drawing/2016/5/10/chartex" xmlns:cx5="http://schemas.microsoft.com/office/drawing/2016/5/11/chartex" xmlns:cx6="http://schemas.microsoft.com/office/drawing/2016/5/12/chartex" xmlns:cx7="http://schemas.microsoft.com/office/drawing/2016/5/13/chartex" xmlns:cx8="http://schemas.microsoft.com/office/drawing/2016/5/14/chartex" xmlns:mc="http://schemas.openxmlformats.org/markup-compatibility/2006" xmlns:aink="http://schemas.microsoft.com/office/drawing/2016/ink" xmlns:am3d="http://schemas.microsoft.com/office/drawing/2017/model3d" xmlns:o="urn:schemas-microsoft-com:office:office" xmlns:oel="http://schemas.microsoft.com/office/2019/extlst" xmlns:r="http://schemas.openxmlformats.org/officeDocument/2006/relationships" xmlns:m="http://schemas.openxmlformats.org/officeDocument/2006/math" xmlns:v="urn:schemas-microsoft-com:vml" xmlns:wp14="http://schemas.microsoft.com/office/word/2010/wordprocessingDrawing" xmlns:wp="http://schemas.openxmlformats.org/drawingml/2006/wordprocessingDrawing" xmlns:w10="urn:schemas-microsoft-com:office:word" xmlns:w="http://schemas.openxmlformats.org/wordprocessingml/2006/main" xmlns:w14="http://schemas.microsoft.com/office/word/2010/wordml" xmlns:w15="http://schemas.microsoft.com/office/word/2012/wordml" xmlns:w16cex="http://schemas.microsoft.com/office/word/2018/wordml/cex" xmlns:w16cid="http://schemas.microsoft.com/office/word/2016/wordml/cid" xmlns:w16="http://schemas.microsoft.com/office/word/2018/wordml" xmlns:w16du="http://schemas.microsoft.com/office/word/2023/wordml/word16du" xmlns:w16sdtdh="http://schemas.microsoft.com/office/word/2020/wordml/sdtdatahash" xmlns:w16sdtfl="http://schemas.microsoft.com/office/word/2024/wordml/sdtformatlock" xmlns:w16se="http://schemas.microsoft.com/office/word/2015/wordml/symex" xmlns:wpg="http://schemas.microsoft.com/office/word/2010/wordprocessingGroup" xmlns:wpi="http://schemas.microsoft.com/office/word/2010/wordprocessingInk" xmlns:wne="http://schemas.microsoft.com/office/word/2006/wordml" xmlns:wps="http://schemas.microsoft.com/office/word/2010/wordprocessingShape" mc:Ignorable="w14 w15 w16se w16cid w16 w16cex w16sdtdh w16sdtfl w16du wp14">
+  <w:endnote w:type="separator" w:id="-1">
+    <w:p>
+      <w:pPr>
+        <w:spacing w:after="0" w:line="240" w:lineRule="auto"/>
+      </w:pPr>
+      <w:r>
+        <w:separator/>
+      </w:r>
+    </w:p>
+  </w:endnote>
+  <w:endnote w:type="continuationSeparator" w:id="0">
+    <w:p>
+      <w:pPr>
+        <w:spacing w:after="0" w:line="240" w:lineRule="auto"/>
+      </w:pPr>
+      <w:r>
+        <w:continuationSeparator/>
+      </w:r>
+    </w:p>
+  </w:endnote>
+</w:endnotes>
+</file>
+
+<file path=word/footnotes.xml><?xml version="1.0" encoding="utf-8"?>
+<w:footnotes xmlns:wpc="http://schemas.microsoft.com/office/word/2010/wordprocessingCanvas" xmlns:cx="http://schemas.microsoft.com/office/drawing/2014/chartex" xmlns:cx1="http://schemas.microsoft.com/office/drawing/2015/9/8/chartex" xmlns:cx2="http://schemas.microsoft.com/office/drawing/2015/10/21/chartex" xmlns:cx3="http://schemas.microsoft.com/office/drawing/2016/5/9/chartex" xmlns:cx4="http://schemas.microsoft.com/office/drawing/2016/5/10/chartex" xmlns:cx5="http://schemas.microsoft.com/office/drawing/2016/5/11/chartex" xmlns:cx6="http://schemas.microsoft.com/office/drawing/2016/5/12/chartex" xmlns:cx7="http://schemas.microsoft.com/office/drawing/2016/5/13/chartex" xmlns:cx8="http://schemas.microsoft.com/office/drawing/2016/5/14/chartex" xmlns:mc="http://schemas.openxmlformats.org/markup-compatibility/2006" xmlns:aink="http://schemas.microsoft.com/office/drawing/2016/ink" xmlns:am3d="http://schemas.microsoft.com/office/drawing/2017/model3d" xmlns:o="urn:schemas-microsoft-com:office:office" xmlns:oel="http://schemas.microsoft.com/office/2019/extlst" xmlns:r="http://schemas.openxmlformats.org/officeDocument/2006/relationships" xmlns:m="http://schemas.openxmlformats.org/officeDocument/2006/math" xmlns:v="urn:schemas-microsoft-com:vml" xmlns:wp14="http://schemas.microsoft.com/office/word/2010/wordprocessingDrawing" xmlns:wp="http://schemas.openxmlformats.org/drawingml/2006/wordprocessingDrawing" xmlns:w10="urn:schemas-microsoft-com:office:word" xmlns:w="http://schemas.openxmlformats.org/wordprocessingml/2006/main" xmlns:w14="http://schemas.microsoft.com/office/word/2010/wordml" xmlns:w15="http://schemas.microsoft.com/office/word/2012/wordml" xmlns:w16cex="http://schemas.microsoft.com/office/word/2018/wordml/cex" xmlns:w16cid="http://schemas.microsoft.com/office/word/2016/wordml/cid" xmlns:w16="http://schemas.microsoft.com/office/word/2018/wordml" xmlns:w16du="http://schemas.microsoft.com/office/word/2023/wordml/word16du" xmlns:w16sdtdh="http://schemas.microsoft.com/office/word/2020/wordml/sdtdatahash" xmlns:w16sdtfl="http://schemas.microsoft.com/office/word/2024/wordml/sdtformatlock" xmlns:w16se="http://schemas.microsoft.com/office/word/2015/wordml/symex" xmlns:wpg="http://schemas.microsoft.com/office/word/2010/wordprocessingGroup" xmlns:wpi="http://schemas.microsoft.com/office/word/2010/wordprocessingInk" xmlns:wne="http://schemas.microsoft.com/office/word/2006/wordml" xmlns:wps="http://schemas.microsoft.com/office/word/2010/wordprocessingShape" mc:Ignorable="w14 w15 w16se w16cid w16 w16cex w16sdtdh w16sdtfl w16du wp14">
+  <w:footnote w:type="separator" w:id="-1">
+    <w:p>
+      <w:pPr>
+        <w:spacing w:after="0" w:line="240" w:lineRule="auto"/>
+      </w:pPr>
+      <w:r>
+        <w:separator/>
+      </w:r>
+    </w:p>
+  </w:footnote>
+  <w:footnote w:type="continuationSeparator" w:id="0">
+    <w:p>
+      <w:pPr>
+        <w:spacing w:after="0" w:line="240" w:lineRule="auto"/>
+      </w:pPr>
+      <w:r>
+        <w:continuationSeparator/>
+      </w:r>
+    </w:p>
+  </w:footnote>
+</w:footnotes>
 </file>
 
 <file path=word/styles.xml><?xml version="1.0" encoding="utf-8"?>
@@ -1258,6 +1752,7 @@
   <w:style w:type="character" w:default="1" w:styleId="DefaultParagraphFont">
     <w:name w:val="Default Paragraph Font"/>
     <w:uiPriority w:val="1"/>
+    <w:semiHidden/>
     <w:unhideWhenUsed/>
   </w:style>
   <w:style w:type="table" w:default="1" w:styleId="TableNormal">
@@ -1880,6 +2375,186 @@
         <w:tcBorders>
           <w:right w:val="nil"/>
         </w:tcBorders>
+      </w:tcPr>
+    </w:tblStylePr>
+  </w:style>
+  <w:style w:type="paragraph" w:styleId="Header">
+    <w:name w:val="header"/>
+    <w:basedOn w:val="Normal"/>
+    <w:link w:val="HeaderChar"/>
+    <w:uiPriority w:val="99"/>
+    <w:unhideWhenUsed/>
+    <w:rsid w:val="00180CB9"/>
+    <w:pPr>
+      <w:tabs>
+        <w:tab w:val="center" w:pos="4513"/>
+        <w:tab w:val="right" w:pos="9026"/>
+      </w:tabs>
+      <w:spacing w:after="0" w:line="240" w:lineRule="auto"/>
+    </w:pPr>
+  </w:style>
+  <w:style w:type="character" w:customStyle="1" w:styleId="HeaderChar">
+    <w:name w:val="Header Char"/>
+    <w:basedOn w:val="DefaultParagraphFont"/>
+    <w:link w:val="Header"/>
+    <w:uiPriority w:val="99"/>
+    <w:rsid w:val="00180CB9"/>
+  </w:style>
+  <w:style w:type="paragraph" w:styleId="Footer">
+    <w:name w:val="footer"/>
+    <w:basedOn w:val="Normal"/>
+    <w:link w:val="FooterChar"/>
+    <w:uiPriority w:val="99"/>
+    <w:unhideWhenUsed/>
+    <w:rsid w:val="00180CB9"/>
+    <w:pPr>
+      <w:tabs>
+        <w:tab w:val="center" w:pos="4513"/>
+        <w:tab w:val="right" w:pos="9026"/>
+      </w:tabs>
+      <w:spacing w:after="0" w:line="240" w:lineRule="auto"/>
+    </w:pPr>
+  </w:style>
+  <w:style w:type="character" w:customStyle="1" w:styleId="FooterChar">
+    <w:name w:val="Footer Char"/>
+    <w:basedOn w:val="DefaultParagraphFont"/>
+    <w:link w:val="Footer"/>
+    <w:uiPriority w:val="99"/>
+    <w:rsid w:val="00180CB9"/>
+  </w:style>
+  <w:style w:type="table" w:styleId="GridTable2">
+    <w:name w:val="Grid Table 2"/>
+    <w:basedOn w:val="TableNormal"/>
+    <w:uiPriority w:val="47"/>
+    <w:rsid w:val="00EA036B"/>
+    <w:pPr>
+      <w:spacing w:after="0" w:line="240" w:lineRule="auto"/>
+    </w:pPr>
+    <w:tblPr>
+      <w:tblStyleRowBandSize w:val="1"/>
+      <w:tblStyleColBandSize w:val="1"/>
+      <w:tblBorders>
+        <w:top w:val="single" w:sz="2" w:space="0" w:color="666666" w:themeColor="text1" w:themeTint="99"/>
+        <w:bottom w:val="single" w:sz="2" w:space="0" w:color="666666" w:themeColor="text1" w:themeTint="99"/>
+        <w:insideH w:val="single" w:sz="2" w:space="0" w:color="666666" w:themeColor="text1" w:themeTint="99"/>
+        <w:insideV w:val="single" w:sz="2" w:space="0" w:color="666666" w:themeColor="text1" w:themeTint="99"/>
+      </w:tblBorders>
+    </w:tblPr>
+    <w:tblStylePr w:type="firstRow">
+      <w:rPr>
+        <w:b/>
+        <w:bCs/>
+      </w:rPr>
+      <w:tblPr/>
+      <w:tcPr>
+        <w:tcBorders>
+          <w:top w:val="nil"/>
+          <w:bottom w:val="single" w:sz="12" w:space="0" w:color="666666" w:themeColor="text1" w:themeTint="99"/>
+          <w:insideH w:val="nil"/>
+          <w:insideV w:val="nil"/>
+        </w:tcBorders>
+        <w:shd w:val="clear" w:color="auto" w:fill="FFFFFF" w:themeFill="background1"/>
+      </w:tcPr>
+    </w:tblStylePr>
+    <w:tblStylePr w:type="lastRow">
+      <w:rPr>
+        <w:b/>
+        <w:bCs/>
+      </w:rPr>
+      <w:tblPr/>
+      <w:tcPr>
+        <w:tcBorders>
+          <w:top w:val="double" w:sz="2" w:space="0" w:color="666666" w:themeColor="text1" w:themeTint="99"/>
+          <w:bottom w:val="nil"/>
+          <w:insideH w:val="nil"/>
+          <w:insideV w:val="nil"/>
+        </w:tcBorders>
+        <w:shd w:val="clear" w:color="auto" w:fill="FFFFFF" w:themeFill="background1"/>
+      </w:tcPr>
+    </w:tblStylePr>
+    <w:tblStylePr w:type="firstCol">
+      <w:rPr>
+        <w:b/>
+        <w:bCs/>
+      </w:rPr>
+    </w:tblStylePr>
+    <w:tblStylePr w:type="lastCol">
+      <w:rPr>
+        <w:b/>
+        <w:bCs/>
+      </w:rPr>
+    </w:tblStylePr>
+    <w:tblStylePr w:type="band1Vert">
+      <w:tblPr/>
+      <w:tcPr>
+        <w:shd w:val="clear" w:color="auto" w:fill="CCCCCC" w:themeFill="text1" w:themeFillTint="33"/>
+      </w:tcPr>
+    </w:tblStylePr>
+    <w:tblStylePr w:type="band1Horz">
+      <w:tblPr/>
+      <w:tcPr>
+        <w:shd w:val="clear" w:color="auto" w:fill="CCCCCC" w:themeFill="text1" w:themeFillTint="33"/>
+      </w:tcPr>
+    </w:tblStylePr>
+  </w:style>
+  <w:style w:type="table" w:styleId="ListTable1Light">
+    <w:name w:val="List Table 1 Light"/>
+    <w:basedOn w:val="TableNormal"/>
+    <w:uiPriority w:val="46"/>
+    <w:rsid w:val="00EA036B"/>
+    <w:pPr>
+      <w:spacing w:after="0" w:line="240" w:lineRule="auto"/>
+    </w:pPr>
+    <w:tblPr>
+      <w:tblStyleRowBandSize w:val="1"/>
+      <w:tblStyleColBandSize w:val="1"/>
+    </w:tblPr>
+    <w:tblStylePr w:type="firstRow">
+      <w:rPr>
+        <w:b/>
+        <w:bCs/>
+      </w:rPr>
+      <w:tblPr/>
+      <w:tcPr>
+        <w:tcBorders>
+          <w:bottom w:val="single" w:sz="4" w:space="0" w:color="666666" w:themeColor="text1" w:themeTint="99"/>
+        </w:tcBorders>
+      </w:tcPr>
+    </w:tblStylePr>
+    <w:tblStylePr w:type="lastRow">
+      <w:rPr>
+        <w:b/>
+        <w:bCs/>
+      </w:rPr>
+      <w:tblPr/>
+      <w:tcPr>
+        <w:tcBorders>
+          <w:top w:val="single" w:sz="4" w:space="0" w:color="666666" w:themeColor="text1" w:themeTint="99"/>
+        </w:tcBorders>
+      </w:tcPr>
+    </w:tblStylePr>
+    <w:tblStylePr w:type="firstCol">
+      <w:rPr>
+        <w:b/>
+        <w:bCs/>
+      </w:rPr>
+    </w:tblStylePr>
+    <w:tblStylePr w:type="lastCol">
+      <w:rPr>
+        <w:b/>
+        <w:bCs/>
+      </w:rPr>
+    </w:tblStylePr>
+    <w:tblStylePr w:type="band1Vert">
+      <w:tblPr/>
+      <w:tcPr>
+        <w:shd w:val="clear" w:color="auto" w:fill="CCCCCC" w:themeFill="text1" w:themeFillTint="33"/>
+      </w:tcPr>
+    </w:tblStylePr>
+    <w:tblStylePr w:type="band1Horz">
+      <w:tblPr/>
+      <w:tcPr>
+        <w:shd w:val="clear" w:color="auto" w:fill="CCCCCC" w:themeFill="text1" w:themeFillTint="33"/>
       </w:tcPr>
     </w:tblStylePr>
   </w:style>
